--- a/downloads/documents/05 Materials/Unit 03/Slides/Slides 03.18 - Project Babysitters Activity Kit.docx
+++ b/downloads/documents/05 Materials/Unit 03/Slides/Slides 03.18 - Project Babysitters Activity Kit.docx
@@ -337,7 +337,7 @@
         <w:pStyle w:val="Compact"/>
       </w:pPr>
       <w:r>
-        <w:t xml:space="preserve">Criteria: fits the age, builds one area, safe, under $5, has a parent card</w:t>
+        <w:t xml:space="preserve">Criteria (what a good kit must do): fits the age, builds one area, safe, under $5, has a parent card</w:t>
       </w:r>
     </w:p>
     <w:p>
@@ -349,7 +349,7 @@
         <w:pStyle w:val="Compact"/>
       </w:pPr>
       <w:r>
-        <w:t xml:space="preserve">Constraints: bin materials only. No food</w:t>
+        <w:t xml:space="preserve">Constraints (the limits you work inside): bin materials only. No food</w:t>
       </w:r>
     </w:p>
     <w:p>
@@ -963,7 +963,7 @@
         <w:pStyle w:val="Compact"/>
       </w:pPr>
       <w:r>
-        <w:t xml:space="preserve">Bin materials only, against your plan’s list</w:t>
+        <w:t xml:space="preserve">Bin materials only. Check them against your plan’s list</w:t>
       </w:r>
     </w:p>
     <w:p>
@@ -1121,7 +1121,7 @@
         <w:pStyle w:val="Compact"/>
       </w:pPr>
       <w:r>
-        <w:t xml:space="preserve">Gather from the bin against your list</w:t>
+        <w:t xml:space="preserve">Gather your materials from the bin. Check them against your list</w:t>
       </w:r>
     </w:p>
     <w:p>
@@ -1439,7 +1439,7 @@
         <w:pStyle w:val="Compact"/>
       </w:pPr>
       <w:r>
-        <w:t xml:space="preserve">The two students forget: line 7, no strings or cords longer than 7 inches, and line 9, glue dry and tape edges pressed down</w:t>
+        <w:t xml:space="preserve">The two lines students forget: line 7, no strings or cords longer than 7 inches, and line 9, glue dry and tape edges pressed down</w:t>
       </w:r>
     </w:p>
     <w:p>
